--- a/paper/PAPER.docx
+++ b/paper/PAPER.docx
@@ -2,30 +2,6 @@
 <file path=word/document.xml><?xml version="1.0" encoding="utf-8"?>
 <w:document xmlns:w="http://schemas.openxmlformats.org/wordprocessingml/2006/main" xmlns:m="http://schemas.openxmlformats.org/officeDocument/2006/math" xmlns:r="http://schemas.openxmlformats.org/officeDocument/2006/relationships" xmlns:o="urn:schemas-microsoft-com:office:office" xmlns:v="urn:schemas-microsoft-com:vml" xmlns:w10="urn:schemas-microsoft-com:office:word" xmlns:a="http://schemas.openxmlformats.org/drawingml/2006/main" xmlns:pic="http://schemas.openxmlformats.org/drawingml/2006/picture" xmlns:wp="http://schemas.openxmlformats.org/drawingml/2006/wordprocessingDrawing">
   <w:body>
-    <w:p>
-      <w:pPr>
-        <w:pStyle w:val="Title"/>
-      </w:pPr>
-      <w:r>
-        <w:t xml:space="preserve">Mass Emergence from Two-Twistor Geometry</w:t>
-      </w:r>
-    </w:p>
-    <w:p>
-      <w:pPr>
-        <w:pStyle w:val="Author"/>
-      </w:pPr>
-      <w:r>
-        <w:t xml:space="preserve">Szőke Barna</w:t>
-      </w:r>
-    </w:p>
-    <w:p>
-      <w:pPr>
-        <w:pStyle w:val="Date"/>
-      </w:pPr>
-      <w:r>
-        <w:t xml:space="preserve">March 2026</w:t>
-      </w:r>
-    </w:p>
     <w:bookmarkStart w:id="57" w:name="mass-emergence-from-two-twistor-geometry"/>
     <w:p>
       <w:pPr>
@@ -104,25 +80,31 @@
         <w:t xml:space="preserve"> </w:t>
       </w:r>
       <w:r>
-        <w:t xml:space="preserve">permitting signature change. Two cones growing from the Fano plane</w:t>
-      </w:r>
-      <w:r>
-        <w:t xml:space="preserve"> </w:t>
-      </w:r>
-      <w:r>
-        <w:t xml:space="preserve">PG(2,2), driven by quaternionic time with 90-degree phase delay, contact</w:t>
-      </w:r>
-      <w:r>
-        <w:t xml:space="preserve"> </w:t>
-      </w:r>
-      <w:r>
-        <w:t xml:space="preserve">at 45-degree half-angle and twist. The twist splits one time vector at</w:t>
-      </w:r>
-      <w:r>
-        <w:t xml:space="preserve"> </w:t>
-      </w:r>
-      <w:r>
-        <w:t xml:space="preserve">30 degrees, creating a second time dimension. The resulting constrained</w:t>
+        <w:t xml:space="preserve">permitting signature change. Two cones originate perpendicular to each other in the Fano plane</w:t>
+      </w:r>
+      <w:r>
+        <w:t xml:space="preserve"> </w:t>
+      </w:r>
+      <w:r>
+        <w:t xml:space="preserve">PG(2,2), rotating in opposite directions. At 45-degree half-angle the</w:t>
+      </w:r>
+      <w:r>
+        <w:t xml:space="preserve"> </w:t>
+      </w:r>
+      <w:r>
+        <w:t xml:space="preserve">cones contact and fragment; the fragmentation asymmetry tilts them to</w:t>
+      </w:r>
+      <w:r>
+        <w:t xml:space="preserve"> </w:t>
+      </w:r>
+      <w:r>
+        <w:t xml:space="preserve">30 degrees, where the photon mode emerges. The tilt splits one time</w:t>
+      </w:r>
+      <w:r>
+        <w:t xml:space="preserve"> </w:t>
+      </w:r>
+      <w:r>
+        <w:t xml:space="preserve">vector, creating a second time dimension. The resulting constrained</w:t>
       </w:r>
       <w:r>
         <w:t xml:space="preserve"> </w:t>
@@ -1239,7 +1221,13 @@
         <w:pStyle w:val="FirstParagraph"/>
       </w:pPr>
       <w:r>
-        <w:t xml:space="preserve">The two T1 vectors drive two cones growing from the Fano plane:</w:t>
+        <w:t xml:space="preserve">Both cones originate in the Fano plane, lying perpendicular to each</w:t>
+      </w:r>
+      <w:r>
+        <w:t xml:space="preserve"> </w:t>
+      </w:r>
+      <w:r>
+        <w:t xml:space="preserve">other and rotating in opposite directions:</w:t>
       </w:r>
     </w:p>
     <w:p>
@@ -1277,17 +1265,17 @@
         <w:t xml:space="preserve"> </w:t>
       </w:r>
       <w:r>
-        <w:t xml:space="preserve">and counter-rotating.</w:t>
+        <w:t xml:space="preserve">and counter-rotating within the plane.</w:t>
       </w:r>
     </w:p>
     <w:bookmarkEnd w:id="25"/>
-    <w:bookmarkStart w:id="26" w:name="growth-and-contact"/>
+    <w:bookmarkStart w:id="26" w:name="growth-contact-and-fragmentation"/>
     <w:p>
       <w:pPr>
         <w:pStyle w:val="Heading3"/>
       </w:pPr>
       <w:r>
-        <w:t xml:space="preserve">5.3 Growth and Contact</w:t>
+        <w:t xml:space="preserve">5.3 Growth, Contact, and Fragmentation</w:t>
       </w:r>
     </w:p>
     <w:p>
@@ -1295,19 +1283,19 @@
         <w:pStyle w:val="FirstParagraph"/>
       </w:pPr>
       <w:r>
-        <w:t xml:space="preserve">As the Fano lines wrap around the cone axes, the cones grow. Their</w:t>
-      </w:r>
-      <w:r>
-        <w:t xml:space="preserve"> </w:t>
-      </w:r>
-      <w:r>
-        <w:t xml:space="preserve">half-angle increases toward 45 degrees — the maximum before two</w:t>
-      </w:r>
-      <w:r>
-        <w:t xml:space="preserve"> </w:t>
-      </w:r>
-      <w:r>
-        <w:t xml:space="preserve">perpendicular cones contact (45 + 45 = 90 degrees between axes).</w:t>
+        <w:t xml:space="preserve">As the Fano lines wrap around the cone axes, the half-angle increases.</w:t>
+      </w:r>
+      <w:r>
+        <w:t xml:space="preserve"> </w:t>
+      </w:r>
+      <w:r>
+        <w:t xml:space="preserve">At 45-degree half-angle, the two perpendicular cones contact</w:t>
+      </w:r>
+      <w:r>
+        <w:t xml:space="preserve"> </w:t>
+      </w:r>
+      <w:r>
+        <w:t xml:space="preserve">(45 + 45 = 90 degrees between axes). This is forced geometry.</w:t>
       </w:r>
     </w:p>
     <w:p>
@@ -1315,17 +1303,35 @@
         <w:pStyle w:val="BodyText"/>
       </w:pPr>
       <w:r>
-        <w:t xml:space="preserve">At 45-degree half-angle: the cones touch. This is forced geometry.</w:t>
+        <w:t xml:space="preserve">At contact, fragmentation begins. The energy of the fragmentation</w:t>
+      </w:r>
+      <w:r>
+        <w:t xml:space="preserve"> </w:t>
+      </w:r>
+      <w:r>
+        <w:t xml:space="preserve">asymmetry tilts the cones to 30 degrees. At this angle, the photon</w:t>
+      </w:r>
+      <w:r>
+        <w:t xml:space="preserve"> </w:t>
+      </w:r>
+      <w:r>
+        <w:t xml:space="preserve">mode becomes available: n = N with full precessional sweep on the</w:t>
+      </w:r>
+      <w:r>
+        <w:t xml:space="preserve"> </w:t>
+      </w:r>
+      <w:r>
+        <w:t xml:space="preserve">φ-circle.</w:t>
       </w:r>
     </w:p>
     <w:bookmarkEnd w:id="26"/>
-    <w:bookmarkStart w:id="27" w:name="the-twist"/>
+    <w:bookmarkStart w:id="27" w:name="the-tilt-and-time-split"/>
     <w:p>
       <w:pPr>
         <w:pStyle w:val="Heading3"/>
       </w:pPr>
       <w:r>
-        <w:t xml:space="preserve">5.4 The Twist</w:t>
+        <w:t xml:space="preserve">5.4 The Tilt and Time Split</w:t>
       </w:r>
     </w:p>
     <w:p>
@@ -1333,13 +1339,7 @@
         <w:pStyle w:val="FirstParagraph"/>
       </w:pPr>
       <w:r>
-        <w:t xml:space="preserve">At contact, the two counter-rotating cones twist. Pin_{+,-,-}</w:t>
-      </w:r>
-      <w:r>
-        <w:t xml:space="preserve"> </w:t>
-      </w:r>
-      <w:r>
-        <w:t xml:space="preserve">activates — spatial and temporal exchange.</w:t>
+        <w:t xml:space="preserve">At 30 degrees, Pin_{+,-,-} activates — spatial and temporal exchange.</w:t>
       </w:r>
     </w:p>
     <w:p>
@@ -1353,13 +1353,19 @@
         <w:t xml:space="preserve"> </w:t>
       </w:r>
       <w:r>
-        <w:t xml:space="preserve">- t2 remains with Cone A (visible sector)</w:t>
-      </w:r>
-      <w:r>
-        <w:t xml:space="preserve"> </w:t>
-      </w:r>
-      <w:r>
-        <w:t xml:space="preserve">- t2’ breaks off at 30 degrees from t2, goes with Cone B (dark sector)</w:t>
+        <w:t xml:space="preserve">- t2 remains with Cone A (visible sector), defining the φ-circle</w:t>
+      </w:r>
+      <w:r>
+        <w:t xml:space="preserve"> </w:t>
+      </w:r>
+      <w:r>
+        <w:t xml:space="preserve">- t2’ = t2 sin(30°) = t2/2 departs at 30° with Cone B (dark sector),</w:t>
+      </w:r>
+      <w:r>
+        <w:t xml:space="preserve"> </w:t>
+      </w:r>
+      <w:r>
+        <w:t xml:space="preserve">defining the φ’-circle</w:t>
       </w:r>
     </w:p>
     <w:p>
@@ -1373,13 +1379,7 @@
         <w:t xml:space="preserve"> </w:t>
       </w:r>
       <w:r>
-        <w:t xml:space="preserve">exact rational sine). The equilateral cross-section at 30 degrees</w:t>
-      </w:r>
-      <w:r>
-        <w:t xml:space="preserve"> </w:t>
-      </w:r>
-      <w:r>
-        <w:t xml:space="preserve">provides maximum rigidity.</w:t>
+        <w:t xml:space="preserve">exact rational sine).</w:t>
       </w:r>
     </w:p>
     <w:bookmarkEnd w:id="27"/>

--- a/paper/PAPER.docx
+++ b/paper/PAPER.docx
@@ -23,18 +23,6 @@
     <w:p>
       <w:pPr>
         <w:pStyle w:val="FirstParagraph"/>
-      </w:pPr>
-      <w:r>
-        <w:rPr>
-          <w:b/>
-          <w:bCs/>
-        </w:rPr>
-        <w:t xml:space="preserve">Szőke Barna</w:t>
-      </w:r>
-    </w:p>
-    <w:p>
-      <w:pPr>
-        <w:pStyle w:val="BodyText"/>
       </w:pPr>
       <w:r>
         <w:t xml:space="preserve">March 2026</w:t>
@@ -4123,7 +4111,25 @@
         <w:pStyle w:val="FirstParagraph"/>
       </w:pPr>
       <w:r>
-        <w:t xml:space="preserve">Copyright 2026 Szőke Barna. All rights reserved.</w:t>
+        <w:t xml:space="preserve">Copyright 2026. All rights reserved.</w:t>
+      </w:r>
+    </w:p>
+    <w:p>
+      <w:pPr>
+        <w:pStyle w:val="BodyText"/>
+      </w:pPr>
+      <w:r>
+        <w:rPr>
+          <w:b/>
+          <w:bCs/>
+        </w:rPr>
+        <w:t xml:space="preserve">Author:</w:t>
+      </w:r>
+      <w:r>
+        <w:t xml:space="preserve"> </w:t>
+      </w:r>
+      <w:r>
+        <w:t xml:space="preserve">Szőke Barna</w:t>
       </w:r>
     </w:p>
     <w:bookmarkEnd w:id="56"/>
